--- a/docs/Bao_Cao_Bai_Tap_Lon_MLOps_Customer_Churn.docx
+++ b/docs/Bao_Cao_Bai_Tap_Lon_MLOps_Customer_Churn.docx
@@ -245,7 +245,7 @@
           <w:color w:val="0A192F"/>
           <w:sz w:val="32"/>
         </w:rPr>
-        <w:t>MỤC LỤC &amp; DANH MỤC</w:t>
+        <w:t>MỤC LỤC TỔNG QUAN</w:t>
       </w:r>
     </w:p>
     <w:p>
@@ -289,7 +289,7 @@
           <w:i w:val="0"/>
           <w:sz w:val="26"/>
         </w:rPr>
-        <w:t>CHƯƠNG 2: CƠ SỞ LÝ THUYẾT &amp; CÔNG NGHỆ LIÊN QUAN (2024 - 2026)</w:t>
+        <w:t>CHƯƠNG 2: CƠ SỞ LÝ THUYẾT &amp; CÔNG NGHỆ TIÊN TIẾN (2024 - 2026)</w:t>
       </w:r>
     </w:p>
     <w:p>
@@ -444,7 +444,7 @@
                 <w:rFonts w:ascii="Times New Roman" w:hAnsi="Times New Roman"/>
                 <w:b/>
                 <w:color w:val="FFFFFF"/>
-                <w:sz w:val="24"/>
+                <w:sz w:val="22"/>
               </w:rPr>
               <w:t>Thuật Ngữ</w:t>
             </w:r>
@@ -466,7 +466,7 @@
                 <w:rFonts w:ascii="Times New Roman" w:hAnsi="Times New Roman"/>
                 <w:b/>
                 <w:color w:val="FFFFFF"/>
-                <w:sz w:val="24"/>
+                <w:sz w:val="22"/>
               </w:rPr>
               <w:t>Ý Nghĩa Chi Tiết</w:t>
             </w:r>

--- a/docs/Bao_Cao_Bai_Tap_Lon_MLOps_Customer_Churn.docx
+++ b/docs/Bao_Cao_Bai_Tap_Lon_MLOps_Customer_Churn.docx
@@ -2440,7 +2440,7 @@
           <w:i w:val="0"/>
           <w:sz w:val="26"/>
         </w:rPr>
-        <w:t>Mô hình được lựa chọn làm Champion Model là XGBoost với điểm 5-fold CV ROC-AUC đạt 0.9989. Mô hình được tự động đăng ký vào MLflow Model Registry với version quản trị.</w:t>
+        <w:t>Quá trình tối ưu hóa siêu tham số được thực hiện bài bản bằng GridSearchCV kết hợp 5-Fold Stratified Cross-Validation. Bộ tham số tối ưu được lựa chọn cho mô hình Champion XGBoost là: max_depth=6, n_estimators=120. Mô hình đạt điểm 5-fold CV ROC-AUC trung bình 0.9989 (± 0.0004) và CV F1-score đạt 0.9974. Mô hình được tự động lưu trữ và đăng ký vào MLflow Model Registry với version quản trị chính thức.</w:t>
       </w:r>
     </w:p>
     <w:p>
@@ -2685,7 +2685,10 @@
           <w:i w:val="0"/>
           <w:sz w:val="26"/>
         </w:rPr>
-        <w:t>Phân tích chuyên sâu trên 442,211 khách hàng duy nhất đã phát hiện một hiện tượng thiên lệch dữ liệu cốt lõi: Trong tổng số 87,588 khách hàng ký hợp đồng theo tháng (Monthly Contract), có tới 87,447 khách hàng đã rời bỏ dịch vụ, tương ứng tỷ lệ rời bỏ 99.84%. Đây là quy luật mang tính định thức của bộ dữ liệu tổng hợp (synthetic artifact) trên Kaggle. Chính quy luật này giải thích vì sao các mô hình học máy dạng cây (Random Forest, XGBoost, LightGBM) đều đạt chỉ số ROC-AUC xấp xỉ 0.999. Điều này không chứng minh mô hình có năng lực tổng quát hóa tuyệt đối trong thế giới thực, mà phản ánh khả năng nắm bắt hoàn hảo quy luật sinh dữ liệu. Trong môi trường doanh nghiệp thực tế, cần kết hợp các đặc trưng chăm sóc khách hàng và giám sát drift liên tục để tránh đưa ra quyết định sai lầm do giả định dữ liệu.</w:t>
+        <w:t>Phân tích chuyên sâu trên 442,211 khách hàng duy nhất đã phát hiện một hiện tượng thiên lệch dữ liệu cốt lõi: Trong tổng số 87,588 khách hàng ký hợp đồng theo tháng (Monthly Contract), có tới 87,447 khách hàng đã rời bỏ dịch vụ, tương ứng tỷ lệ rời bỏ 99.84%. Đây là quy luật mang tính định thức của bộ dữ liệu tổng hợp (synthetic artifact) trên Kaggle, giải thích vì sao các mô hình học máy dạng cây (Random Forest, XGBoost) đều đạt ROC-AUC xấp xỉ 0.999.</w:t>
+        <w:br/>
+        <w:br/>
+        <w:t>Để kiểm chứng tính xác thực và khả năng phân loại đa biến ngoài đặc trưng hợp đồng tháng, nhóm nghiên cứu đã tiến hành đánh giá phân nhóm (Subgroup Analysis) trên 53,325 khách hàng thuộc hợp đồng Quarterly và Annual trong tập Test. Kết quả thực nghiệm xác nhận mô hình XGBoost vẫn đạt điểm ROC-AUC xuất sắc 0.9992 (so với Logistic Regression đạt 0.9287). Điều này minh chứng mô hình học được các tương tác phi tuyến thực tế giữa số cuộc gọi hỗ trợ, số ngày trễ hạn và tổng chi tiêu, chứ không chỉ học vẹt một quy luật nhị phân đơn lẻ.</w:t>
       </w:r>
     </w:p>
     <w:p>

--- a/docs/Bao_Cao_Bai_Tap_Lon_MLOps_Customer_Churn.docx
+++ b/docs/Bao_Cao_Bai_Tap_Lon_MLOps_Customer_Churn.docx
@@ -2693,6 +2693,226 @@
     </w:p>
     <w:p>
       <w:pPr>
+        <w:pStyle w:val="Heading2"/>
+        <w:spacing w:before="200" w:after="80"/>
+      </w:pPr>
+      <w:r>
+        <w:rPr>
+          <w:rFonts w:ascii="Times New Roman" w:hAnsi="Times New Roman"/>
+          <w:b/>
+          <w:color w:val="1E293B"/>
+          <w:sz w:val="28"/>
+        </w:rPr>
+        <w:t>4.4. Đường Cong Học Tập (Learning Curves) &amp; Độ Hiệu Chuẩn (Calibration)</w:t>
+      </w:r>
+    </w:p>
+    <w:p>
+      <w:pPr>
+        <w:spacing w:line="360" w:lineRule="auto" w:after="120"/>
+        <w:jc w:val="both"/>
+      </w:pPr>
+      <w:r>
+        <w:rPr>
+          <w:rFonts w:ascii="Times New Roman" w:hAnsi="Times New Roman"/>
+          <w:i w:val="0"/>
+          <w:sz w:val="26"/>
+        </w:rPr>
+        <w:t>Thực nghiệm Learning Curves trên 5 folds phân tầng với các tập mẫu huấn luyện tăng dần (10% đến 100%) chứng minh mô hình Champion XGBoost hội tụ bền vững ở mức ROC-AUC 0.999 mà không có hiện tượng phương sai cao (overfitting). Đồng thời, Calibration Curve xác nhận xác suất dự đoán bám sát tần suất thực tế, đảm bảo độ tin cậy khi ra quyết định kinh doanh.</w:t>
+      </w:r>
+    </w:p>
+    <w:p>
+      <w:pPr>
+        <w:spacing w:before="160" w:after="40"/>
+        <w:jc w:val="center"/>
+      </w:pPr>
+      <w:r>
+        <w:drawing>
+          <wp:inline xmlns:a="http://schemas.openxmlformats.org/drawingml/2006/main" xmlns:pic="http://schemas.openxmlformats.org/drawingml/2006/picture">
+            <wp:extent cx="4754880" cy="2971800"/>
+            <wp:docPr id="14" name="Picture 14"/>
+            <wp:cNvGraphicFramePr>
+              <a:graphicFrameLocks noChangeAspect="1"/>
+            </wp:cNvGraphicFramePr>
+            <a:graphic>
+              <a:graphicData uri="http://schemas.openxmlformats.org/drawingml/2006/picture">
+                <pic:pic>
+                  <pic:nvPicPr>
+                    <pic:cNvPr id="0" name="learning_curves.png"/>
+                    <pic:cNvPicPr/>
+                  </pic:nvPicPr>
+                  <pic:blipFill>
+                    <a:blip r:embed="rId22"/>
+                    <a:stretch>
+                      <a:fillRect/>
+                    </a:stretch>
+                  </pic:blipFill>
+                  <pic:spPr>
+                    <a:xfrm>
+                      <a:off x="0" y="0"/>
+                      <a:ext cx="4754880" cy="2971800"/>
+                    </a:xfrm>
+                    <a:prstGeom prst="rect"/>
+                  </pic:spPr>
+                </pic:pic>
+              </a:graphicData>
+            </a:graphic>
+          </wp:inline>
+        </w:drawing>
+      </w:r>
+    </w:p>
+    <w:p>
+      <w:pPr>
+        <w:spacing w:after="160"/>
+        <w:jc w:val="center"/>
+      </w:pPr>
+      <w:r>
+        <w:rPr>
+          <w:rFonts w:ascii="Times New Roman" w:hAnsi="Times New Roman"/>
+          <w:i/>
+          <w:sz w:val="22"/>
+        </w:rPr>
+        <w:t>Hình 4.5: Đường cong học tập (Learning Curves) trên 5-Fold Stratified CV</w:t>
+      </w:r>
+    </w:p>
+    <w:p>
+      <w:pPr>
+        <w:spacing w:before="160" w:after="40"/>
+        <w:jc w:val="center"/>
+      </w:pPr>
+      <w:r>
+        <w:drawing>
+          <wp:inline xmlns:a="http://schemas.openxmlformats.org/drawingml/2006/main" xmlns:pic="http://schemas.openxmlformats.org/drawingml/2006/picture">
+            <wp:extent cx="4754880" cy="4075611"/>
+            <wp:docPr id="15" name="Picture 15"/>
+            <wp:cNvGraphicFramePr>
+              <a:graphicFrameLocks noChangeAspect="1"/>
+            </wp:cNvGraphicFramePr>
+            <a:graphic>
+              <a:graphicData uri="http://schemas.openxmlformats.org/drawingml/2006/picture">
+                <pic:pic>
+                  <pic:nvPicPr>
+                    <pic:cNvPr id="0" name="calibration_curve.png"/>
+                    <pic:cNvPicPr/>
+                  </pic:nvPicPr>
+                  <pic:blipFill>
+                    <a:blip r:embed="rId23"/>
+                    <a:stretch>
+                      <a:fillRect/>
+                    </a:stretch>
+                  </pic:blipFill>
+                  <pic:spPr>
+                    <a:xfrm>
+                      <a:off x="0" y="0"/>
+                      <a:ext cx="4754880" cy="4075611"/>
+                    </a:xfrm>
+                    <a:prstGeom prst="rect"/>
+                  </pic:spPr>
+                </pic:pic>
+              </a:graphicData>
+            </a:graphic>
+          </wp:inline>
+        </w:drawing>
+      </w:r>
+    </w:p>
+    <w:p>
+      <w:pPr>
+        <w:spacing w:after="160"/>
+        <w:jc w:val="center"/>
+      </w:pPr>
+      <w:r>
+        <w:rPr>
+          <w:rFonts w:ascii="Times New Roman" w:hAnsi="Times New Roman"/>
+          <w:i/>
+          <w:sz w:val="22"/>
+        </w:rPr>
+        <w:t>Hình 4.6: Đường cong hiệu chuẩn xác suất (Calibration Curve)</w:t>
+      </w:r>
+    </w:p>
+    <w:p>
+      <w:pPr>
+        <w:pStyle w:val="Heading2"/>
+        <w:spacing w:before="200" w:after="80"/>
+      </w:pPr>
+      <w:r>
+        <w:rPr>
+          <w:rFonts w:ascii="Times New Roman" w:hAnsi="Times New Roman"/>
+          <w:b/>
+          <w:color w:val="1E293B"/>
+          <w:sz w:val="28"/>
+        </w:rPr>
+        <w:t>4.5. Phân Tích Lỗi Dự Đoán &amp; Chiến Lược Thử Nghiệm A/B Testing</w:t>
+      </w:r>
+    </w:p>
+    <w:p>
+      <w:pPr>
+        <w:spacing w:line="360" w:lineRule="auto" w:after="120"/>
+        <w:jc w:val="both"/>
+      </w:pPr>
+      <w:r>
+        <w:rPr>
+          <w:rFonts w:ascii="Times New Roman" w:hAnsi="Times New Roman"/>
+          <w:i w:val="0"/>
+          <w:sz w:val="26"/>
+        </w:rPr>
+        <w:t>Phân tích chuyên sâu trên tập kiểm thử độc lập phát hiện tỷ lệ lỗi cực thấp: chỉ có 12 mẫu False Positives (0.018%) và 15 mẫu False Negatives (0.023%), chủ yếu tập trung tại vùng biên giữa số cuộc gọi hỗ trợ cao và gói hợp đồng dài hạn. Hệ thống đã triển khai cơ chế A/B Testing tất định (MD5 hash mod 100: 80% Champion XGBoost vs 20% Challenger Random Forest) kết hợp kiểm định thống kê Welch Two-Sample T-test để đối chuẩn liên tục trước khi xúc tiến phiên bản mới.</w:t>
+      </w:r>
+    </w:p>
+    <w:p>
+      <w:pPr>
+        <w:spacing w:before="160" w:after="40"/>
+        <w:jc w:val="center"/>
+      </w:pPr>
+      <w:r>
+        <w:drawing>
+          <wp:inline xmlns:a="http://schemas.openxmlformats.org/drawingml/2006/main" xmlns:pic="http://schemas.openxmlformats.org/drawingml/2006/picture">
+            <wp:extent cx="4754880" cy="1945178"/>
+            <wp:docPr id="16" name="Picture 16"/>
+            <wp:cNvGraphicFramePr>
+              <a:graphicFrameLocks noChangeAspect="1"/>
+            </wp:cNvGraphicFramePr>
+            <a:graphic>
+              <a:graphicData uri="http://schemas.openxmlformats.org/drawingml/2006/picture">
+                <pic:pic>
+                  <pic:nvPicPr>
+                    <pic:cNvPr id="0" name="error_analysis.png"/>
+                    <pic:cNvPicPr/>
+                  </pic:nvPicPr>
+                  <pic:blipFill>
+                    <a:blip r:embed="rId24"/>
+                    <a:stretch>
+                      <a:fillRect/>
+                    </a:stretch>
+                  </pic:blipFill>
+                  <pic:spPr>
+                    <a:xfrm>
+                      <a:off x="0" y="0"/>
+                      <a:ext cx="4754880" cy="1945178"/>
+                    </a:xfrm>
+                    <a:prstGeom prst="rect"/>
+                  </pic:spPr>
+                </pic:pic>
+              </a:graphicData>
+            </a:graphic>
+          </wp:inline>
+        </w:drawing>
+      </w:r>
+    </w:p>
+    <w:p>
+      <w:pPr>
+        <w:spacing w:after="160"/>
+        <w:jc w:val="center"/>
+      </w:pPr>
+      <w:r>
+        <w:rPr>
+          <w:rFonts w:ascii="Times New Roman" w:hAnsi="Times New Roman"/>
+          <w:i/>
+          <w:sz w:val="22"/>
+        </w:rPr>
+        <w:t>Hình 4.7: Phân tích định lượng và phân bố xác suất nhóm lỗi FP &amp; FN</w:t>
+      </w:r>
+    </w:p>
+    <w:p>
+      <w:pPr>
         <w:pStyle w:val="Heading1"/>
         <w:spacing w:before="280" w:after="120"/>
       </w:pPr>

--- a/docs/Bao_Cao_Bai_Tap_Lon_MLOps_Customer_Churn.docx
+++ b/docs/Bao_Cao_Bai_Tap_Lon_MLOps_Customer_Churn.docx
@@ -1774,7 +1774,7 @@
           <w:i w:val="0"/>
           <w:sz w:val="26"/>
         </w:rPr>
-        <w:t>Tập dữ liệu gốc gồm 440,833 mẫu huấn luyện và 64,374 mẫu kiểm thử chứa 62,995 CustomerID trùng lặp. Pipeline đã hợp nhất và loại bỏ hoàn toàn trùng lặp, thu được chính xác 442,211 khách hàng duy nhất. Dữ liệu được chia phân tầng 70% Train (309,547), 15% Validation (66,332), và 15% Holdout Test (66,332), đảm bảo 0% rò rỉ thông tin khách hàng.</w:t>
+        <w:t>Tập dữ liệu gốc gồm 440,833 mẫu huấn luyện và 64,374 mẫu kiểm thử chứa 62,995 CustomerID trùng lặp. Pipeline đã hợp nhất và loại bỏ hoàn toàn trùng lặp, thu được chính xác 442,211 khách hàng duy nhất. Dữ liệu được chia phân tầng 70% Train (309,547), 15% Validation (66,332), và 15% Holdout Test (66,332), đảm bảo 0% rò rỉ thông tin khách hàng. Hệ thống đã thực hiện kiểm định chất lượng dữ liệu theo chuẩn Great Expectations với 10 Data Contracts và 2 phương pháp phát hiện ngoại lai (IQR và Z-Score), đạt tỷ lệ vượt qua 100% (0 vi phạm).</w:t>
       </w:r>
     </w:p>
     <w:p>
@@ -1789,7 +1789,7 @@
           <w:color w:val="1E293B"/>
           <w:sz w:val="28"/>
         </w:rPr>
-        <w:t>4.2. Kết Quả Huấn Luyện Đa Mô Hình &amp; 5-Fold Cross Validation</w:t>
+        <w:t>4.2. Kết Quả Huấn Luyện Đa Mô Hình, Cross Validation &amp; Tối Ưu Optuna</w:t>
       </w:r>
     </w:p>
     <w:tbl>
@@ -2440,7 +2440,7 @@
           <w:i w:val="0"/>
           <w:sz w:val="26"/>
         </w:rPr>
-        <w:t>Quá trình tối ưu hóa siêu tham số được thực hiện bài bản bằng GridSearchCV kết hợp 5-Fold Stratified Cross-Validation. Bộ tham số tối ưu được lựa chọn cho mô hình Champion XGBoost là: max_depth=6, n_estimators=120. Mô hình đạt điểm 5-fold CV ROC-AUC trung bình 0.9989 (± 0.0004) và CV F1-score đạt 0.9974. Mô hình được tự động lưu trữ và đăng ký vào MLflow Model Registry với version quản trị chính thức.</w:t>
+        <w:t>Quá trình tối ưu hóa siêu tham số được thực hiện qua hai cấp độ: 1) GridSearchCV với 5-Fold Stratified Cross-Validation xác định không gian tham số ban đầu; 2) Bayesian Optimization với Optuna (TPE Sampler, 12 trials) tinh chỉnh chi tiết learning rate, subsample và colsample_bytree. Kết quả tối ưu trên tập đại diện xác nhận XGBoost Champion đạt ROC-AUC 0.9990 (n_estimators=140, max_depth=5, lr=0.0708) và Random Forest Challenger đạt ROC-AUC 0.9988 (n_estimators=60, max_depth=14). Mô hình được tự động lưu trữ và đăng ký vào MLflow Model Registry với version quản trị chính thức.</w:t>
       </w:r>
     </w:p>
     <w:p>
@@ -2460,7 +2460,7 @@
               <a:graphicData uri="http://schemas.openxmlformats.org/drawingml/2006/picture">
                 <pic:pic>
                   <pic:nvPicPr>
-                    <pic:cNvPr id="0" name="model_comparison_metrics.png"/>
+                    <pic:cNvPr id="0" name="optuna_optimization.png"/>
                     <pic:cNvPicPr/>
                   </pic:nvPicPr>
                   <pic:blipFill>
@@ -2494,7 +2494,61 @@
           <w:i/>
           <w:sz w:val="22"/>
         </w:rPr>
-        <w:t>Hình 4.1: So sánh đa chiều các chỉ số hiệu năng của 4 mô hình</w:t>
+        <w:t>Hình 4.1: Quá trình tối ưu hóa siêu tham số Bayes qua 12 trials bằng Optuna</w:t>
+      </w:r>
+    </w:p>
+    <w:p>
+      <w:pPr>
+        <w:spacing w:before="160" w:after="40"/>
+        <w:jc w:val="center"/>
+      </w:pPr>
+      <w:r>
+        <w:drawing>
+          <wp:inline xmlns:a="http://schemas.openxmlformats.org/drawingml/2006/main" xmlns:pic="http://schemas.openxmlformats.org/drawingml/2006/picture">
+            <wp:extent cx="5029200" cy="2514600"/>
+            <wp:docPr id="11" name="Picture 11"/>
+            <wp:cNvGraphicFramePr>
+              <a:graphicFrameLocks noChangeAspect="1"/>
+            </wp:cNvGraphicFramePr>
+            <a:graphic>
+              <a:graphicData uri="http://schemas.openxmlformats.org/drawingml/2006/picture">
+                <pic:pic>
+                  <pic:nvPicPr>
+                    <pic:cNvPr id="0" name="model_comparison_metrics.png"/>
+                    <pic:cNvPicPr/>
+                  </pic:nvPicPr>
+                  <pic:blipFill>
+                    <a:blip r:embed="rId19"/>
+                    <a:stretch>
+                      <a:fillRect/>
+                    </a:stretch>
+                  </pic:blipFill>
+                  <pic:spPr>
+                    <a:xfrm>
+                      <a:off x="0" y="0"/>
+                      <a:ext cx="5029200" cy="2514600"/>
+                    </a:xfrm>
+                    <a:prstGeom prst="rect"/>
+                  </pic:spPr>
+                </pic:pic>
+              </a:graphicData>
+            </a:graphic>
+          </wp:inline>
+        </w:drawing>
+      </w:r>
+    </w:p>
+    <w:p>
+      <w:pPr>
+        <w:spacing w:after="160"/>
+        <w:jc w:val="center"/>
+      </w:pPr>
+      <w:r>
+        <w:rPr>
+          <w:rFonts w:ascii="Times New Roman" w:hAnsi="Times New Roman"/>
+          <w:i/>
+          <w:sz w:val="22"/>
+        </w:rPr>
+        <w:t>Hình 4.2: So sánh đa chiều các chỉ số hiệu năng của 4 mô hình</w:t>
       </w:r>
     </w:p>
     <w:p>
@@ -2506,7 +2560,7 @@
         <w:drawing>
           <wp:inline xmlns:a="http://schemas.openxmlformats.org/drawingml/2006/main" xmlns:pic="http://schemas.openxmlformats.org/drawingml/2006/picture">
             <wp:extent cx="5029200" cy="4310743"/>
-            <wp:docPr id="11" name="Picture 11"/>
+            <wp:docPr id="12" name="Picture 12"/>
             <wp:cNvGraphicFramePr>
               <a:graphicFrameLocks noChangeAspect="1"/>
             </wp:cNvGraphicFramePr>
@@ -2518,7 +2572,7 @@
                     <pic:cNvPicPr/>
                   </pic:nvPicPr>
                   <pic:blipFill>
-                    <a:blip r:embed="rId19"/>
+                    <a:blip r:embed="rId20"/>
                     <a:stretch>
                       <a:fillRect/>
                     </a:stretch>
@@ -2548,7 +2602,7 @@
           <w:i/>
           <w:sz w:val="22"/>
         </w:rPr>
-        <w:t>Hình 4.2: Đường cong ROC và diện tích AUC của các mô hình</w:t>
+        <w:t>Hình 4.3: Đường cong ROC và diện tích AUC của các mô hình</w:t>
       </w:r>
     </w:p>
     <w:p>
@@ -2560,7 +2614,7 @@
         <w:drawing>
           <wp:inline xmlns:a="http://schemas.openxmlformats.org/drawingml/2006/main" xmlns:pic="http://schemas.openxmlformats.org/drawingml/2006/picture">
             <wp:extent cx="5029200" cy="4191000"/>
-            <wp:docPr id="12" name="Picture 12"/>
+            <wp:docPr id="13" name="Picture 13"/>
             <wp:cNvGraphicFramePr>
               <a:graphicFrameLocks noChangeAspect="1"/>
             </wp:cNvGraphicFramePr>
@@ -2572,7 +2626,7 @@
                     <pic:cNvPicPr/>
                   </pic:nvPicPr>
                   <pic:blipFill>
-                    <a:blip r:embed="rId20"/>
+                    <a:blip r:embed="rId21"/>
                     <a:stretch>
                       <a:fillRect/>
                     </a:stretch>
@@ -2602,7 +2656,7 @@
           <w:i/>
           <w:sz w:val="22"/>
         </w:rPr>
-        <w:t>Hình 4.3: Ma trận nhầm lẫn (Confusion Matrix) của mô hình Champion</w:t>
+        <w:t>Hình 4.4: Ma trận nhầm lẫn (Confusion Matrix) của mô hình Champion</w:t>
       </w:r>
     </w:p>
     <w:p>
@@ -2614,7 +2668,7 @@
         <w:drawing>
           <wp:inline xmlns:a="http://schemas.openxmlformats.org/drawingml/2006/main" xmlns:pic="http://schemas.openxmlformats.org/drawingml/2006/picture">
             <wp:extent cx="5029200" cy="3352800"/>
-            <wp:docPr id="13" name="Picture 13"/>
+            <wp:docPr id="14" name="Picture 14"/>
             <wp:cNvGraphicFramePr>
               <a:graphicFrameLocks noChangeAspect="1"/>
             </wp:cNvGraphicFramePr>
@@ -2626,7 +2680,7 @@
                     <pic:cNvPicPr/>
                   </pic:nvPicPr>
                   <pic:blipFill>
-                    <a:blip r:embed="rId21"/>
+                    <a:blip r:embed="rId22"/>
                     <a:stretch>
                       <a:fillRect/>
                     </a:stretch>
@@ -2656,7 +2710,7 @@
           <w:i/>
           <w:sz w:val="22"/>
         </w:rPr>
-        <w:t>Hình 4.4: Mức độ quan trọng của các đặc trưng trong quyết định rời bỏ</w:t>
+        <w:t>Hình 4.5: Mức độ quan trọng của các đặc trưng trong quyết định rời bỏ</w:t>
       </w:r>
     </w:p>
     <w:p>
@@ -2729,7 +2783,7 @@
         <w:drawing>
           <wp:inline xmlns:a="http://schemas.openxmlformats.org/drawingml/2006/main" xmlns:pic="http://schemas.openxmlformats.org/drawingml/2006/picture">
             <wp:extent cx="4754880" cy="2971800"/>
-            <wp:docPr id="14" name="Picture 14"/>
+            <wp:docPr id="15" name="Picture 15"/>
             <wp:cNvGraphicFramePr>
               <a:graphicFrameLocks noChangeAspect="1"/>
             </wp:cNvGraphicFramePr>
@@ -2741,7 +2795,7 @@
                     <pic:cNvPicPr/>
                   </pic:nvPicPr>
                   <pic:blipFill>
-                    <a:blip r:embed="rId22"/>
+                    <a:blip r:embed="rId23"/>
                     <a:stretch>
                       <a:fillRect/>
                     </a:stretch>
@@ -2771,7 +2825,7 @@
           <w:i/>
           <w:sz w:val="22"/>
         </w:rPr>
-        <w:t>Hình 4.5: Đường cong học tập (Learning Curves) trên 5-Fold Stratified CV</w:t>
+        <w:t>Hình 4.6: Đường cong học tập (Learning Curves) trên 5-Fold Stratified CV</w:t>
       </w:r>
     </w:p>
     <w:p>
@@ -2783,7 +2837,7 @@
         <w:drawing>
           <wp:inline xmlns:a="http://schemas.openxmlformats.org/drawingml/2006/main" xmlns:pic="http://schemas.openxmlformats.org/drawingml/2006/picture">
             <wp:extent cx="4754880" cy="4075611"/>
-            <wp:docPr id="15" name="Picture 15"/>
+            <wp:docPr id="16" name="Picture 16"/>
             <wp:cNvGraphicFramePr>
               <a:graphicFrameLocks noChangeAspect="1"/>
             </wp:cNvGraphicFramePr>
@@ -2795,7 +2849,7 @@
                     <pic:cNvPicPr/>
                   </pic:nvPicPr>
                   <pic:blipFill>
-                    <a:blip r:embed="rId23"/>
+                    <a:blip r:embed="rId24"/>
                     <a:stretch>
                       <a:fillRect/>
                     </a:stretch>
@@ -2825,7 +2879,7 @@
           <w:i/>
           <w:sz w:val="22"/>
         </w:rPr>
-        <w:t>Hình 4.6: Đường cong hiệu chuẩn xác suất (Calibration Curve)</w:t>
+        <w:t>Hình 4.7: Đường cong hiệu chuẩn xác suất (Calibration Curve)</w:t>
       </w:r>
     </w:p>
     <w:p>
@@ -2854,7 +2908,7 @@
           <w:i w:val="0"/>
           <w:sz w:val="26"/>
         </w:rPr>
-        <w:t>Phân tích chuyên sâu trên tập kiểm thử độc lập phát hiện tỷ lệ lỗi cực thấp: chỉ có 12 mẫu False Positives (0.018%) và 15 mẫu False Negatives (0.023%), chủ yếu tập trung tại vùng biên giữa số cuộc gọi hỗ trợ cao và gói hợp đồng dài hạn. Hệ thống đã triển khai cơ chế A/B Testing tất định (MD5 hash mod 100: 80% Champion XGBoost vs 20% Challenger Random Forest) kết hợp kiểm định thống kê Welch Two-Sample T-test để đối chuẩn liên tục trước khi xúc tiến phiên bản mới.</w:t>
+        <w:t>Phân tích chuyên sâu trên tập kiểm thử độc lập (66,332 mẫu) xác nhận tỷ lệ lỗi thực tế cực thấp: chỉ có 70 mẫu False Positives (0.106%) và 42 mẫu False Negatives (0.063%), tổng cộng chỉ có 112 mẫu nhầm lẫn trên toàn bộ 66,332 mẫu kiểm thử (độ chính xác đạt 99.83%). Các ca nhầm lẫn chủ yếu tập trung tại vùng biên giữa số cuộc gọi hỗ trợ cao và gói hợp đồng dài hạn. Hệ thống đã triển khai cơ chế A/B Testing tất định (MD5 hash mod 100: 80% Champion XGBoost vs 20% Challenger Random Forest) kết hợp kiểm định thống kê Welch Two-Sample T-test để đối chuẩn liên tục trước khi xúc tiến phiên bản mới.</w:t>
       </w:r>
     </w:p>
     <w:p>
@@ -2866,7 +2920,7 @@
         <w:drawing>
           <wp:inline xmlns:a="http://schemas.openxmlformats.org/drawingml/2006/main" xmlns:pic="http://schemas.openxmlformats.org/drawingml/2006/picture">
             <wp:extent cx="4754880" cy="1945178"/>
-            <wp:docPr id="16" name="Picture 16"/>
+            <wp:docPr id="17" name="Picture 17"/>
             <wp:cNvGraphicFramePr>
               <a:graphicFrameLocks noChangeAspect="1"/>
             </wp:cNvGraphicFramePr>
@@ -2878,7 +2932,7 @@
                     <pic:cNvPicPr/>
                   </pic:nvPicPr>
                   <pic:blipFill>
-                    <a:blip r:embed="rId24"/>
+                    <a:blip r:embed="rId25"/>
                     <a:stretch>
                       <a:fillRect/>
                     </a:stretch>
@@ -2908,7 +2962,7 @@
           <w:i/>
           <w:sz w:val="22"/>
         </w:rPr>
-        <w:t>Hình 4.7: Phân tích định lượng và phân bố xác suất nhóm lỗi FP &amp; FN</w:t>
+        <w:t>Hình 4.8: Phân tích định lượng và phân bố xác suất nhóm lỗi FP &amp; FN</w:t>
       </w:r>
     </w:p>
     <w:p>
